--- a/testakten/gesellschaftsrecht-legal-english-frankfurt-startup/25-mailbox-und-call-fragmente.docx
+++ b/testakten/gesellschaftsrecht-legal-english-frankfurt-startup/25-mailbox-und-call-fragmente.docx
@@ -5,24 +5,44 @@
     <w:p>
       <w:pPr>
         <w:pStyle w:val="Heading1"/>
+        <w:spacing w:after="160" w:line="259" w:lineRule="auto"/>
       </w:pPr>
       <w:r>
+        <w:rPr>
+          <w:rFonts w:ascii="Times New Roman" w:hAnsi="Times New Roman"/>
+          <w:b/>
+          <w:sz w:val="28"/>
+        </w:rPr>
         <w:t>25 Mailbox und Call-Fragmente</w:t>
       </w:r>
     </w:p>
-    <w:p/>
+    <w:p>
+      <w:pPr>
+        <w:spacing w:line="259" w:lineRule="auto" w:after="60"/>
+      </w:pPr>
+    </w:p>
     <w:p>
       <w:pPr>
         <w:pStyle w:val="Heading2"/>
+        <w:spacing w:before="120" w:after="60" w:line="259" w:lineRule="auto"/>
       </w:pPr>
       <w:r>
+        <w:rPr>
+          <w:rFonts w:ascii="Times New Roman" w:hAnsi="Times New Roman"/>
+          <w:b/>
+          <w:sz w:val="22"/>
+        </w:rPr>
         <w:t>Donnerstag, 28.05.2026 — laufende Eingangslage</w:t>
       </w:r>
     </w:p>
-    <w:p/>
     <w:p>
       <w:pPr>
-        <w:spacing w:after="80"/>
+        <w:spacing w:line="259" w:lineRule="auto" w:after="60"/>
+      </w:pPr>
+    </w:p>
+    <w:p>
+      <w:pPr>
+        <w:spacing w:after="80" w:line="259" w:lineRule="auto"/>
         <w:jc w:val="both"/>
       </w:pPr>
       <w:r>
@@ -33,16 +53,30 @@
         <w:t>Die nachstehenden Vermerke stammen aus dem Outlook-Export des Deal-Teams, dem Slack-Kanal #project-comet-moth und den handschriftlichen Call-Notizen von Adelheid von Westarp. Sie sind nicht konsolidiert. Mehrere Punkte widersprechen sich in Details, weil Investor Counsel, Mandantin, Notariat und CFO parallel arbeiten.</w:t>
       </w:r>
     </w:p>
-    <w:p/>
+    <w:p>
+      <w:pPr>
+        <w:spacing w:line="259" w:lineRule="auto" w:after="60"/>
+      </w:pPr>
+    </w:p>
     <w:p>
       <w:pPr>
         <w:pStyle w:val="Heading2"/>
+        <w:spacing w:before="120" w:after="60" w:line="259" w:lineRule="auto"/>
       </w:pPr>
       <w:r>
+        <w:rPr>
+          <w:rFonts w:ascii="Times New Roman" w:hAnsi="Times New Roman"/>
+          <w:b/>
+          <w:sz w:val="22"/>
+        </w:rPr>
         <w:t>A Eingangsmails, die Hildemar beim Briefing berücksichtigen soll</w:t>
       </w:r>
     </w:p>
-    <w:p/>
+    <w:p>
+      <w:pPr>
+        <w:spacing w:line="259" w:lineRule="auto" w:after="60"/>
+      </w:pPr>
+    </w:p>
     <w:tbl>
       <w:tblPr>
         <w:tblStyle w:val="TableGrid"/>
@@ -753,19 +787,33 @@
         </w:tc>
       </w:tr>
     </w:tbl>
-    <w:p/>
-    <w:p/>
+    <w:p>
+      <w:pPr>
+        <w:spacing w:line="259" w:lineRule="auto" w:after="60"/>
+      </w:pPr>
+    </w:p>
+    <w:p>
+      <w:pPr>
+        <w:spacing w:line="259" w:lineRule="auto" w:after="60"/>
+      </w:pPr>
+    </w:p>
     <w:p>
       <w:pPr>
         <w:pStyle w:val="Heading2"/>
+        <w:spacing w:line="259" w:lineRule="auto" w:after="60"/>
       </w:pPr>
       <w:r>
         <w:t>B Call-Notiz Adelheid, 09:57 Uhr</w:t>
       </w:r>
     </w:p>
-    <w:p/>
     <w:p>
       <w:pPr>
+        <w:spacing w:line="259" w:lineRule="auto" w:after="60"/>
+      </w:pPr>
+    </w:p>
+    <w:p>
+      <w:pPr>
+        <w:spacing w:line="259" w:lineRule="auto" w:after="60"/>
         <w:ind w:left="360"/>
       </w:pPr>
       <w:r>
@@ -777,9 +825,14 @@
         <w:t>Kunigunde versteht "fully diluted" als "wir verlieren schon jetzt Anteile". Bitte erklären: Es ist eine Rechengröße für Verhandlung, nicht automatisch eine aktuelle Registerlage. Nicht beschwichtigen, sondern sauber trennen: Gesellschafterliste heute, Cap Table nach Closing, Waterfall bei Exit.</w:t>
       </w:r>
     </w:p>
-    <w:p/>
     <w:p>
       <w:pPr>
+        <w:spacing w:line="259" w:lineRule="auto" w:after="60"/>
+      </w:pPr>
+    </w:p>
+    <w:p>
+      <w:pPr>
+        <w:spacing w:line="259" w:lineRule="auto" w:after="60"/>
         <w:ind w:left="360"/>
       </w:pPr>
       <w:r>
@@ -791,9 +844,14 @@
         <w:t>Meinhard wird Anti-Dilution mit gesetzlichem Bezugsrecht vermischen. Antwort vorbereiten: Bezugsrecht schützt Altgesellschafter bei Kapitalerhöhung; Anti-Dilution schützt Investor bei Down Round. Beides kann dieselbe wirtschaftliche Sorge berühren, ist aber rechtlich anders gebaut.</w:t>
       </w:r>
     </w:p>
-    <w:p/>
     <w:p>
       <w:pPr>
+        <w:spacing w:line="259" w:lineRule="auto" w:after="60"/>
+      </w:pPr>
+    </w:p>
+    <w:p>
+      <w:pPr>
+        <w:spacing w:line="259" w:lineRule="auto" w:after="60"/>
         <w:ind w:left="360"/>
       </w:pPr>
       <w:r>
@@ -805,19 +863,29 @@
         <w:t>Walburga fragt wahrscheinlich nach Tante Ermelind. Nicht sagen "nur Wandeldarlehen". Besser: "Tante Ermelind hat heute einen schuldrechtlichen Anspruch aus dem Darlehensvertrag; Gesellschafterin wird sie erst durch Kapitalerhöhung, Übernahme und Eintragung der aktualisierten Liste."</w:t>
       </w:r>
     </w:p>
-    <w:p/>
+    <w:p>
+      <w:pPr>
+        <w:spacing w:line="259" w:lineRule="auto" w:after="60"/>
+      </w:pPr>
+    </w:p>
     <w:p>
       <w:pPr>
         <w:pStyle w:val="Heading2"/>
+        <w:spacing w:line="259" w:lineRule="auto" w:after="60"/>
       </w:pPr>
       <w:r>
         <w:t>C Quercheck vor Versand an Brackenmuir</w:t>
       </w:r>
     </w:p>
-    <w:p/>
+    <w:p>
+      <w:pPr>
+        <w:spacing w:line="259" w:lineRule="auto" w:after="60"/>
+      </w:pPr>
+    </w:p>
     <w:p>
       <w:pPr>
         <w:pStyle w:val="ListNumber"/>
+        <w:spacing w:line="259" w:lineRule="auto" w:after="60"/>
       </w:pPr>
       <w:r>
         <w:rPr>
@@ -830,6 +898,7 @@
     <w:p>
       <w:pPr>
         <w:pStyle w:val="ListNumber"/>
+        <w:spacing w:line="259" w:lineRule="auto" w:after="60"/>
       </w:pPr>
       <w:r>
         <w:rPr>
@@ -842,6 +911,7 @@
     <w:p>
       <w:pPr>
         <w:pStyle w:val="ListNumber"/>
+        <w:spacing w:line="259" w:lineRule="auto" w:after="60"/>
       </w:pPr>
       <w:r>
         <w:rPr>
@@ -854,6 +924,7 @@
     <w:p>
       <w:pPr>
         <w:pStyle w:val="ListNumber"/>
+        <w:spacing w:line="259" w:lineRule="auto" w:after="60"/>
       </w:pPr>
       <w:r>
         <w:rPr>
@@ -866,6 +937,7 @@
     <w:p>
       <w:pPr>
         <w:pStyle w:val="ListNumber"/>
+        <w:spacing w:line="259" w:lineRule="auto" w:after="60"/>
       </w:pPr>
       <w:r>
         <w:rPr>
@@ -878,6 +950,7 @@
     <w:p>
       <w:pPr>
         <w:pStyle w:val="ListNumber"/>
+        <w:spacing w:line="259" w:lineRule="auto" w:after="60"/>
       </w:pPr>
       <w:r>
         <w:rPr>
@@ -890,6 +963,7 @@
     <w:p>
       <w:pPr>
         <w:pStyle w:val="ListNumber"/>
+        <w:spacing w:line="259" w:lineRule="auto" w:after="60"/>
       </w:pPr>
       <w:r>
         <w:rPr>
@@ -899,19 +973,29 @@
         <w:t>Rückfragen an Brackenmuir als Verhandlungspunkte formulieren, nicht als Unsicherheit.</w:t>
       </w:r>
     </w:p>
-    <w:p/>
+    <w:p>
+      <w:pPr>
+        <w:spacing w:line="259" w:lineRule="auto" w:after="60"/>
+      </w:pPr>
+    </w:p>
     <w:p>
       <w:pPr>
         <w:pStyle w:val="Heading2"/>
+        <w:spacing w:line="259" w:lineRule="auto" w:after="60"/>
       </w:pPr>
       <w:r>
         <w:t>D Nebenkriegsschauplätze</w:t>
       </w:r>
     </w:p>
-    <w:p/>
+    <w:p>
+      <w:pPr>
+        <w:spacing w:line="259" w:lineRule="auto" w:after="60"/>
+      </w:pPr>
+    </w:p>
     <w:p>
       <w:pPr>
         <w:pStyle w:val="ListBullet"/>
+        <w:spacing w:line="259" w:lineRule="auto" w:after="60"/>
       </w:pPr>
       <w:r>
         <w:rPr>
@@ -924,6 +1008,7 @@
     <w:p>
       <w:pPr>
         <w:pStyle w:val="ListBullet"/>
+        <w:spacing w:line="259" w:lineRule="auto" w:after="60"/>
       </w:pPr>
       <w:r>
         <w:rPr>
@@ -936,6 +1021,7 @@
     <w:p>
       <w:pPr>
         <w:pStyle w:val="ListBullet"/>
+        <w:spacing w:line="259" w:lineRule="auto" w:after="60"/>
       </w:pPr>
       <w:r>
         <w:rPr>
@@ -948,6 +1034,7 @@
     <w:p>
       <w:pPr>
         <w:pStyle w:val="ListBullet"/>
+        <w:spacing w:line="259" w:lineRule="auto" w:after="60"/>
       </w:pPr>
       <w:r>
         <w:rPr>
@@ -961,7 +1048,7 @@
       <w:headerReference w:type="default" r:id="rId9"/>
       <w:footerReference w:type="default" r:id="rId10"/>
       <w:pgSz w:w="11909" w:h="16834"/>
-      <w:pgMar w:top="1037" w:right="1123" w:bottom="1037" w:left="1123" w:header="720" w:footer="720" w:gutter="0"/>
+      <w:pgMar w:top="1191" w:right="1247" w:bottom="1134" w:left="1361" w:header="720" w:footer="720" w:gutter="0"/>
       <w:cols w:space="720"/>
       <w:docGrid w:linePitch="360"/>
     </w:sectPr>
@@ -1360,7 +1447,7 @@
     <w:rsid w:val="00FC693F"/>
     <w:rPr>
       <w:rFonts w:ascii="Times New Roman" w:hAnsi="Times New Roman"/>
-      <w:sz w:val="21"/>
+      <w:sz w:val="22"/>
     </w:rPr>
   </w:style>
   <w:style w:type="paragraph" w:styleId="Header">
@@ -1426,7 +1513,7 @@
       <w:b/>
       <w:bCs/>
       <w:color w:val="365F91" w:themeColor="accent1" w:themeShade="BF"/>
-      <w:sz w:val="30"/>
+      <w:sz w:val="28"/>
       <w:szCs w:val="28"/>
     </w:rPr>
   </w:style>
@@ -1450,7 +1537,7 @@
       <w:b/>
       <w:bCs/>
       <w:color w:val="4F81BD" w:themeColor="accent1"/>
-      <w:sz w:val="25"/>
+      <w:sz w:val="24"/>
       <w:szCs w:val="26"/>
     </w:rPr>
   </w:style>
@@ -1712,11 +1799,12 @@
       <w:contextualSpacing/>
     </w:pPr>
     <w:rPr>
-      <w:rFonts w:asciiTheme="majorHAnsi" w:eastAsiaTheme="majorEastAsia" w:hAnsiTheme="majorHAnsi" w:cstheme="majorBidi"/>
+      <w:rFonts w:asciiTheme="majorHAnsi" w:eastAsiaTheme="majorEastAsia" w:hAnsiTheme="majorHAnsi" w:cstheme="majorBidi" w:ascii="Times New Roman" w:hAnsi="Times New Roman"/>
+      <w:b/>
       <w:color w:val="17365D" w:themeColor="text2" w:themeShade="BF"/>
       <w:spacing w:val="5"/>
       <w:kern w:val="28"/>
-      <w:sz w:val="52"/>
+      <w:sz w:val="30"/>
       <w:szCs w:val="52"/>
     </w:rPr>
   </w:style>
